--- a/atelier/capsule_072_changelog.docx
+++ b/atelier/capsule_072_changelog.docx
@@ -339,7 +339,7 @@
           </w:tcPr>
           <w:p>
             <w:r>
-              <w:t xml:space="preserve">Convention semver (#70), release pilotée par les commits (#71)</w:t>
+              <w:t xml:space="preserve">Convention semver, release pilotée par les commits</w:t>
             </w:r>
           </w:p>
         </w:tc>
@@ -366,7 +366,7 @@
         <w:spacing w:after="120"/>
       </w:pPr>
       <w:r>
-        <w:t xml:space="preserve">Ce qu’un changelog n’est PAS : un journal interne de la squad, ni un dump de tous les commits. Si le format de log change pour le développeur mais pas pour le consommateur, ça n’a rien à faire dans le changelog. Le changelog parle à celui d’en face (#69), pas à soi-même.</w:t>
+        <w:t xml:space="preserve">Ce qu’un changelog n’est PAS : un journal interne de la squad, ni un dump de tous les commits. Si le format de log change pour le développeur mais pas pour le consommateur, ça n’a rien à faire dans le changelog. Le changelog parle à celui d’en face, pas à soi-même.</w:t>
       </w:r>
     </w:p>
     <w:tbl>
@@ -419,7 +419,7 @@
               <w:spacing w:after="60"/>
             </w:pPr>
             <w:r>
-              <w:t xml:space="preserve">Un bon changelog ne s’écrit pas, il se génère. Tant qu’on le rédige à la main, il est oublié, incomplet ou faux — personne ne pense à le mettre à jour au moment du tag. La cible n’est pas « écrire un meilleur changelog », c’est « ne plus l’écrire du tout » : le déduire automatiquement de l’intention déjà portée par les commits conventionnels (#71). Le changelog devient un sous-produit de la release, pas une corvée séparée.</w:t>
+              <w:t xml:space="preserve">Un bon changelog ne s’écrit pas, il se génère. Tant qu’on le rédige à la main, il est oublié, incomplet ou faux — personne ne pense à le mettre à jour au moment du tag. La cible n’est pas « écrire un meilleur changelog », c’est « ne plus l’écrire du tout » : le déduire automatiquement de l’intention déjà portée par les commits conventionnels. Le changelog devient un sous-produit de la release, pas une corvée séparée.</w:t>
             </w:r>
           </w:p>
         </w:tc>
@@ -456,7 +456,7 @@
         <w:spacing w:after="80"/>
       </w:pPr>
       <w:r>
-        <w:t xml:space="preserve">L’information existe déjà dans les commits : si la squad a adopté les commits conventionnels (#71), chaque changement publiable porte déjà son type (fix, feat, rupture) et sa description. Le changelog n’est qu’une mise en forme de cette information — la reproduire à la main, c’est saisir deux fois la même chose.</w:t>
+        <w:t xml:space="preserve">L’information existe déjà dans les commits : si la squad a adopté les commits conventionnels, chaque changement publiable porte déjà son type (fix, feat, rupture) et sa description. Le changelog n’est qu’une mise en forme de cette information — la reproduire à la main, c’est saisir deux fois la même chose.</w:t>
       </w:r>
     </w:p>
     <w:p>
@@ -498,7 +498,7 @@
         <w:spacing w:after="120"/>
       </w:pPr>
       <w:r>
-        <w:t xml:space="preserve">Le changelog automatisé repose entièrement sur la chaîne mise en place au #71. Aucune pièce nouvelle : on exploite ce qui est déjà là.</w:t>
+        <w:t xml:space="preserve">Le changelog automatisé repose entièrement sur la chaîne mise en place au automatiser la version sans bruit : conventional commits &amp; release pilotée. Aucune pièce nouvelle : on exploite ce qui est déjà là.</w:t>
       </w:r>
     </w:p>
     <w:tbl>
@@ -541,7 +541,7 @@
                 <w:sz w:val="18"/>
                 <w:szCs w:val="18"/>
               </w:rPr>
-              <w:t xml:space="preserve">CHAÎNE changelog automatisé (déjà en place via #71)</w:t>
+              <w:t xml:space="preserve">CHAÎNE changelog automatisé (déjà en place via)</w:t>
             </w:r>
           </w:p>
           <w:p>
@@ -561,117 +561,117 @@
                 <w:sz w:val="18"/>
                 <w:szCs w:val="18"/>
               </w:rPr>
-              <w:t xml:space="preserve">  commits conventionnels        outil de release</w:t>
-            </w:r>
-          </w:p>
-          <w:p>
-            <w:r>
-              <w:rPr>
-                <w:rFonts w:ascii="Consolas" w:cs="Consolas" w:eastAsia="Consolas" w:hAnsi="Consolas"/>
-                <w:sz w:val="18"/>
-                <w:szCs w:val="18"/>
-              </w:rPr>
-              <w:t xml:space="preserve">  ───────────────────           ────────────────</w:t>
-            </w:r>
-          </w:p>
-          <w:p>
-            <w:r>
-              <w:rPr>
-                <w:rFonts w:ascii="Consolas" w:cs="Consolas" w:eastAsia="Consolas" w:hAnsi="Consolas"/>
-                <w:sz w:val="18"/>
-                <w:szCs w:val="18"/>
-              </w:rPr>
-              <w:t xml:space="preserve">  feat: export CSV       ──┐</w:t>
-            </w:r>
-          </w:p>
-          <w:p>
-            <w:r>
-              <w:rPr>
-                <w:rFonts w:ascii="Consolas" w:cs="Consolas" w:eastAsia="Consolas" w:hAnsi="Consolas"/>
-                <w:sz w:val="18"/>
-                <w:szCs w:val="18"/>
-              </w:rPr>
-              <w:t xml:space="preserve">  fix: calcul intérêt    ──┼──&gt;  lit les commits depuis</w:t>
-            </w:r>
-          </w:p>
-          <w:p>
-            <w:r>
-              <w:rPr>
-                <w:rFonts w:ascii="Consolas" w:cs="Consolas" w:eastAsia="Consolas" w:hAnsi="Consolas"/>
-                <w:sz w:val="18"/>
-                <w:szCs w:val="18"/>
-              </w:rPr>
-              <w:t xml:space="preserve">  feat!: nouveau format  ──┘     le dernier tag</w:t>
-            </w:r>
-          </w:p>
-          <w:p>
-            <w:r>
-              <w:rPr>
-                <w:rFonts w:ascii="Consolas" w:cs="Consolas" w:eastAsia="Consolas" w:hAnsi="Consolas"/>
-                <w:sz w:val="18"/>
-                <w:szCs w:val="18"/>
-              </w:rPr>
-              <w:t xml:space="preserve">                                      │</w:t>
-            </w:r>
-          </w:p>
-          <w:p>
-            <w:r>
-              <w:rPr>
-                <w:rFonts w:ascii="Consolas" w:cs="Consolas" w:eastAsia="Consolas" w:hAnsi="Consolas"/>
-                <w:sz w:val="18"/>
-                <w:szCs w:val="18"/>
-              </w:rPr>
-              <w:t xml:space="preserve">                                      ├─&gt; calcule l'incrément (#70)</w:t>
-            </w:r>
-          </w:p>
-          <w:p>
-            <w:r>
-              <w:rPr>
-                <w:rFonts w:ascii="Consolas" w:cs="Consolas" w:eastAsia="Consolas" w:hAnsi="Consolas"/>
-                <w:sz w:val="18"/>
-                <w:szCs w:val="18"/>
-              </w:rPr>
-              <w:t xml:space="preserve">                                      │</w:t>
-            </w:r>
-          </w:p>
-          <w:p>
-            <w:r>
-              <w:rPr>
-                <w:rFonts w:ascii="Consolas" w:cs="Consolas" w:eastAsia="Consolas" w:hAnsi="Consolas"/>
-                <w:sz w:val="18"/>
-                <w:szCs w:val="18"/>
-              </w:rPr>
-              <w:t xml:space="preserve">                                      └─&gt; GÉNÈRE le changelog :</w:t>
-            </w:r>
-          </w:p>
-          <w:p>
-            <w:r>
-              <w:rPr>
-                <w:rFonts w:ascii="Consolas" w:cs="Consolas" w:eastAsia="Consolas" w:hAnsi="Consolas"/>
-                <w:sz w:val="18"/>
-                <w:szCs w:val="18"/>
-              </w:rPr>
-              <w:t xml:space="preserve">                                          regroupe par type,</w:t>
-            </w:r>
-          </w:p>
-          <w:p>
-            <w:r>
-              <w:rPr>
-                <w:rFonts w:ascii="Consolas" w:cs="Consolas" w:eastAsia="Consolas" w:hAnsi="Consolas"/>
-                <w:sz w:val="18"/>
-                <w:szCs w:val="18"/>
-              </w:rPr>
-              <w:t xml:space="preserve">                                          met les ruptures en avant,</w:t>
-            </w:r>
-          </w:p>
-          <w:p>
-            <w:r>
-              <w:rPr>
-                <w:rFonts w:ascii="Consolas" w:cs="Consolas" w:eastAsia="Consolas" w:hAnsi="Consolas"/>
-                <w:sz w:val="18"/>
-                <w:szCs w:val="18"/>
-              </w:rPr>
-              <w:t xml:space="preserve">                                          classe sous la version</w:t>
+              <w:t xml:space="preserve"> commits conventionnels outil de release</w:t>
+            </w:r>
+          </w:p>
+          <w:p>
+            <w:r>
+              <w:rPr>
+                <w:rFonts w:ascii="Consolas" w:cs="Consolas" w:eastAsia="Consolas" w:hAnsi="Consolas"/>
+                <w:sz w:val="18"/>
+                <w:szCs w:val="18"/>
+              </w:rPr>
+              <w:t xml:space="preserve"> ─────────────────── ────────────────</w:t>
+            </w:r>
+          </w:p>
+          <w:p>
+            <w:r>
+              <w:rPr>
+                <w:rFonts w:ascii="Consolas" w:cs="Consolas" w:eastAsia="Consolas" w:hAnsi="Consolas"/>
+                <w:sz w:val="18"/>
+                <w:szCs w:val="18"/>
+              </w:rPr>
+              <w:t xml:space="preserve"> feat: export CSV ──┐</w:t>
+            </w:r>
+          </w:p>
+          <w:p>
+            <w:r>
+              <w:rPr>
+                <w:rFonts w:ascii="Consolas" w:cs="Consolas" w:eastAsia="Consolas" w:hAnsi="Consolas"/>
+                <w:sz w:val="18"/>
+                <w:szCs w:val="18"/>
+              </w:rPr>
+              <w:t xml:space="preserve"> fix: calcul intérêt ──┼──&gt; lit les commits depuis</w:t>
+            </w:r>
+          </w:p>
+          <w:p>
+            <w:r>
+              <w:rPr>
+                <w:rFonts w:ascii="Consolas" w:cs="Consolas" w:eastAsia="Consolas" w:hAnsi="Consolas"/>
+                <w:sz w:val="18"/>
+                <w:szCs w:val="18"/>
+              </w:rPr>
+              <w:t xml:space="preserve"> feat!: nouveau format ──┘ le dernier tag</w:t>
+            </w:r>
+          </w:p>
+          <w:p>
+            <w:r>
+              <w:rPr>
+                <w:rFonts w:ascii="Consolas" w:cs="Consolas" w:eastAsia="Consolas" w:hAnsi="Consolas"/>
+                <w:sz w:val="18"/>
+                <w:szCs w:val="18"/>
+              </w:rPr>
+              <w:t xml:space="preserve"> │</w:t>
+            </w:r>
+          </w:p>
+          <w:p>
+            <w:r>
+              <w:rPr>
+                <w:rFonts w:ascii="Consolas" w:cs="Consolas" w:eastAsia="Consolas" w:hAnsi="Consolas"/>
+                <w:sz w:val="18"/>
+                <w:szCs w:val="18"/>
+              </w:rPr>
+              <w:t xml:space="preserve"> ├─&gt; calcule l'incrément</w:t>
+            </w:r>
+          </w:p>
+          <w:p>
+            <w:r>
+              <w:rPr>
+                <w:rFonts w:ascii="Consolas" w:cs="Consolas" w:eastAsia="Consolas" w:hAnsi="Consolas"/>
+                <w:sz w:val="18"/>
+                <w:szCs w:val="18"/>
+              </w:rPr>
+              <w:t xml:space="preserve"> │</w:t>
+            </w:r>
+          </w:p>
+          <w:p>
+            <w:r>
+              <w:rPr>
+                <w:rFonts w:ascii="Consolas" w:cs="Consolas" w:eastAsia="Consolas" w:hAnsi="Consolas"/>
+                <w:sz w:val="18"/>
+                <w:szCs w:val="18"/>
+              </w:rPr>
+              <w:t xml:space="preserve"> └─&gt; GÉNÈRE le changelog :</w:t>
+            </w:r>
+          </w:p>
+          <w:p>
+            <w:r>
+              <w:rPr>
+                <w:rFonts w:ascii="Consolas" w:cs="Consolas" w:eastAsia="Consolas" w:hAnsi="Consolas"/>
+                <w:sz w:val="18"/>
+                <w:szCs w:val="18"/>
+              </w:rPr>
+              <w:t xml:space="preserve"> regroupe par type,</w:t>
+            </w:r>
+          </w:p>
+          <w:p>
+            <w:r>
+              <w:rPr>
+                <w:rFonts w:ascii="Consolas" w:cs="Consolas" w:eastAsia="Consolas" w:hAnsi="Consolas"/>
+                <w:sz w:val="18"/>
+                <w:szCs w:val="18"/>
+              </w:rPr>
+              <w:t xml:space="preserve"> met les ruptures en avant,</w:t>
+            </w:r>
+          </w:p>
+          <w:p>
+            <w:r>
+              <w:rPr>
+                <w:rFonts w:ascii="Consolas" w:cs="Consolas" w:eastAsia="Consolas" w:hAnsi="Consolas"/>
+                <w:sz w:val="18"/>
+                <w:szCs w:val="18"/>
+              </w:rPr>
+              <w:t xml:space="preserve"> classe sous la version</w:t>
             </w:r>
           </w:p>
           <w:p>
@@ -691,27 +691,27 @@
                 <w:sz w:val="18"/>
                 <w:szCs w:val="18"/>
               </w:rPr>
-              <w:t xml:space="preserve">  Résultat : section de changelog créée à CHAQUE release,</w:t>
-            </w:r>
-          </w:p>
-          <w:p>
-            <w:r>
-              <w:rPr>
-                <w:rFonts w:ascii="Consolas" w:cs="Consolas" w:eastAsia="Consolas" w:hAnsi="Consolas"/>
-                <w:sz w:val="18"/>
-                <w:szCs w:val="18"/>
-              </w:rPr>
-              <w:t xml:space="preserve">  jamais entre deux. Le fichier CHANGELOG.md s'enrichit tout</w:t>
-            </w:r>
-          </w:p>
-          <w:p>
-            <w:r>
-              <w:rPr>
-                <w:rFonts w:ascii="Consolas" w:cs="Consolas" w:eastAsia="Consolas" w:hAnsi="Consolas"/>
-                <w:sz w:val="18"/>
-                <w:szCs w:val="18"/>
-              </w:rPr>
-              <w:t xml:space="preserve">  seul au merge de la MR de release. Zéro saisie manuelle.</w:t>
+              <w:t xml:space="preserve"> Résultat : section de changelog créée à CHAQUE release,</w:t>
+            </w:r>
+          </w:p>
+          <w:p>
+            <w:r>
+              <w:rPr>
+                <w:rFonts w:ascii="Consolas" w:cs="Consolas" w:eastAsia="Consolas" w:hAnsi="Consolas"/>
+                <w:sz w:val="18"/>
+                <w:szCs w:val="18"/>
+              </w:rPr>
+              <w:t xml:space="preserve"> jamais entre deux. Le fichier CHANGELOG.md s'enrichit tout</w:t>
+            </w:r>
+          </w:p>
+          <w:p>
+            <w:r>
+              <w:rPr>
+                <w:rFonts w:ascii="Consolas" w:cs="Consolas" w:eastAsia="Consolas" w:hAnsi="Consolas"/>
+                <w:sz w:val="18"/>
+                <w:szCs w:val="18"/>
+              </w:rPr>
+              <w:t xml:space="preserve"> seul au merge de la MR de release. Zéro saisie manuelle.</w:t>
             </w:r>
           </w:p>
         </w:tc>
@@ -722,7 +722,7 @@
         <w:spacing w:after="120"/>
       </w:pPr>
       <w:r>
-        <w:t xml:space="preserve">Le point clé : le changelog se met à jour au moment de la release (le merge de la MR de release du #71), pas à chaque commit ni à chaque merge. Une version = une section de changelog. Pas de bruit, cohérent avec le garde-fou anti-bruit posé au #71.</w:t>
+        <w:t xml:space="preserve">Le point clé : le changelog se met à jour au moment de la release (le merge de la MR de release du automatiser la version sans bruit : conventional commits &amp; release pilotée), pas à chaque commit ni à chaque merge. Une version = une section de changelog. Pas de bruit, cohérent avec le garde-fou anti-bruit posé au automatiser la version sans bruit : conventional commits &amp; release pilotée.</w:t>
       </w:r>
     </w:p>
     <w:p>
@@ -811,37 +811,37 @@
                 <w:sz w:val="18"/>
                 <w:szCs w:val="18"/>
               </w:rPr>
-              <w:t xml:space="preserve">### Ajouté        (&lt;- feat:)</w:t>
-            </w:r>
-          </w:p>
-          <w:p>
-            <w:r>
-              <w:rPr>
-                <w:rFonts w:ascii="Consolas" w:cs="Consolas" w:eastAsia="Consolas" w:hAnsi="Consolas"/>
-                <w:sz w:val="18"/>
-                <w:szCs w:val="18"/>
-              </w:rPr>
-              <w:t xml:space="preserve">  - Export CSV des écritures comptables</w:t>
-            </w:r>
-          </w:p>
-          <w:p>
-            <w:r>
-              <w:rPr>
-                <w:rFonts w:ascii="Consolas" w:cs="Consolas" w:eastAsia="Consolas" w:hAnsi="Consolas"/>
-                <w:sz w:val="18"/>
-                <w:szCs w:val="18"/>
-              </w:rPr>
-              <w:t xml:space="preserve">### Corrigé       (&lt;- fix:)</w:t>
-            </w:r>
-          </w:p>
-          <w:p>
-            <w:r>
-              <w:rPr>
-                <w:rFonts w:ascii="Consolas" w:cs="Consolas" w:eastAsia="Consolas" w:hAnsi="Consolas"/>
-                <w:sz w:val="18"/>
-                <w:szCs w:val="18"/>
-              </w:rPr>
-              <w:t xml:space="preserve">  - Calcul d'intérêt sur les comptes clôturés</w:t>
+              <w:t xml:space="preserve">### Ajouté (&lt;- feat:)</w:t>
+            </w:r>
+          </w:p>
+          <w:p>
+            <w:r>
+              <w:rPr>
+                <w:rFonts w:ascii="Consolas" w:cs="Consolas" w:eastAsia="Consolas" w:hAnsi="Consolas"/>
+                <w:sz w:val="18"/>
+                <w:szCs w:val="18"/>
+              </w:rPr>
+              <w:t xml:space="preserve"> - Export CSV des écritures comptables</w:t>
+            </w:r>
+          </w:p>
+          <w:p>
+            <w:r>
+              <w:rPr>
+                <w:rFonts w:ascii="Consolas" w:cs="Consolas" w:eastAsia="Consolas" w:hAnsi="Consolas"/>
+                <w:sz w:val="18"/>
+                <w:szCs w:val="18"/>
+              </w:rPr>
+              <w:t xml:space="preserve">### Corrigé (&lt;- fix:)</w:t>
+            </w:r>
+          </w:p>
+          <w:p>
+            <w:r>
+              <w:rPr>
+                <w:rFonts w:ascii="Consolas" w:cs="Consolas" w:eastAsia="Consolas" w:hAnsi="Consolas"/>
+                <w:sz w:val="18"/>
+                <w:szCs w:val="18"/>
+              </w:rPr>
+              <w:t xml:space="preserve"> - Calcul d'intérêt sur les comptes clôturés</w:t>
             </w:r>
           </w:p>
           <w:p>
@@ -871,27 +871,27 @@
                 <w:sz w:val="18"/>
                 <w:szCs w:val="18"/>
               </w:rPr>
-              <w:t xml:space="preserve">### Changé / RUPTURE   (&lt;- feat!: / BREAKING CHANGE)</w:t>
-            </w:r>
-          </w:p>
-          <w:p>
-            <w:r>
-              <w:rPr>
-                <w:rFonts w:ascii="Consolas" w:cs="Consolas" w:eastAsia="Consolas" w:hAnsi="Consolas"/>
-                <w:sz w:val="18"/>
-                <w:szCs w:val="18"/>
-              </w:rPr>
-              <w:t xml:space="preserve">  - Le champ 'balance' de /accounts devient un objet</w:t>
-            </w:r>
-          </w:p>
-          <w:p>
-            <w:r>
-              <w:rPr>
-                <w:rFonts w:ascii="Consolas" w:cs="Consolas" w:eastAsia="Consolas" w:hAnsi="Consolas"/>
-                <w:sz w:val="18"/>
-                <w:szCs w:val="18"/>
-              </w:rPr>
-              <w:t xml:space="preserve">    -&gt; les consommateurs doivent adapter leur parsing</w:t>
+              <w:t xml:space="preserve">### Changé / RUPTURE (&lt;- feat!: / BREAKING CHANGE)</w:t>
+            </w:r>
+          </w:p>
+          <w:p>
+            <w:r>
+              <w:rPr>
+                <w:rFonts w:ascii="Consolas" w:cs="Consolas" w:eastAsia="Consolas" w:hAnsi="Consolas"/>
+                <w:sz w:val="18"/>
+                <w:szCs w:val="18"/>
+              </w:rPr>
+              <w:t xml:space="preserve"> - Le champ 'balance' de /accounts devient un objet</w:t>
+            </w:r>
+          </w:p>
+          <w:p>
+            <w:r>
+              <w:rPr>
+                <w:rFonts w:ascii="Consolas" w:cs="Consolas" w:eastAsia="Consolas" w:hAnsi="Consolas"/>
+                <w:sz w:val="18"/>
+                <w:szCs w:val="18"/>
+              </w:rPr>
+              <w:t xml:space="preserve"> -&gt; les consommateurs doivent adapter leur parsing</w:t>
             </w:r>
           </w:p>
           <w:p>
@@ -911,7 +911,7 @@
                 <w:sz w:val="18"/>
                 <w:szCs w:val="18"/>
               </w:rPr>
-              <w:t xml:space="preserve">  - ...</w:t>
+              <w:t xml:space="preserve"> -...</w:t>
             </w:r>
           </w:p>
           <w:p>
@@ -1060,7 +1060,7 @@
         <w:spacing w:after="80"/>
       </w:pPr>
       <w:r>
-        <w:t xml:space="preserve">Une version, une section : le changelog s’enrichit au moment de la release, jamais entre deux. Cohérent avec le « pas de version par merge » du #71.</w:t>
+        <w:t xml:space="preserve">Une version, une section : le changelog s’enrichit au moment de la release, jamais entre deux. Cohérent avec le « pas de version par merge » du automatiser la version sans bruit : conventional commits &amp; release pilotée.</w:t>
       </w:r>
     </w:p>
     <w:p>
@@ -1086,7 +1086,7 @@
         <w:spacing w:after="80"/>
       </w:pPr>
       <w:r>
-        <w:t xml:space="preserve">Généré, pas rédigé : si quelqu’un édite le CHANGELOG.md à la main, c’est le signe que la chaîne du #71 a une faille (commit mal typé, outil mal câblé). On corrige la source, on ne rafistole pas le fichier.</w:t>
+        <w:t xml:space="preserve">Généré, pas rédigé : si quelqu’un édite le CHANGELOG.md à la main, c’est le signe que la chaîne du automatiser la version sans bruit : conventional commits &amp; release pilotée a une faille (commit mal typé, outil mal câblé). On corrige la source, on ne rafistole pas le fichier.</w:t>
       </w:r>
     </w:p>
     <w:p>
@@ -1120,7 +1120,7 @@
         <w:spacing w:after="80"/>
       </w:pPr>
       <w:r>
-        <w:t xml:space="preserve">Vérifier que la chaîne du #71 est en place (commits conventionnels + outil de release) : le changelog automatisé en dépend entièrement.</w:t>
+        <w:t xml:space="preserve">Vérifier que la chaîne du automatiser la version sans bruit : conventional commits &amp; release pilotée est en place (commits conventionnels + outil de release) : le changelog automatisé en dépend entièrement.</w:t>
       </w:r>
     </w:p>
     <w:p>
@@ -1146,7 +1146,7 @@
         <w:spacing w:after="80"/>
       </w:pPr>
       <w:r>
-        <w:t xml:space="preserve">Adopter le format Keep a Changelog et mapper les catégories sur les types de commit du #71 (feat → Ajouté, fix → Corrigé, rupture → Changé/RUPTURE).</w:t>
+        <w:t xml:space="preserve">Adopter le format Keep a Changelog et mapper les catégories sur les types de commit du automatiser la version sans bruit : conventional commits &amp; release pilotée (feat → Ajouté, fix → Corrigé, rupture → Changé/RUPTURE).</w:t>
       </w:r>
     </w:p>
     <w:p>
@@ -1188,7 +1188,7 @@
         <w:spacing w:after="120"/>
       </w:pPr>
       <w:r>
-        <w:t xml:space="preserve">La squad dispose d’un CHANGELOG.md généré automatiquement à chaque release, au format Keep a Changelog, à partir des commits conventionnels mis en place au #71. Le changelog n’est plus rédigé à la main : il est un sous-produit de la release, cohérent avec le numéro de version, traçable jusqu’aux commits, et il met les ruptures en évidence pour ceux qui dépendent du livrable. Le doublon avec H04-98 est tranché : H04 fait exister le fichier, D04/#72 l’automatise. La documentation des versions ne dépend plus de la mémoire ni de la discipline — elle découle de l’intention déjà exprimée dans les commits.</w:t>
+        <w:t xml:space="preserve">La squad dispose d’un CHANGELOG.md généré automatiquement à chaque release, au format Keep a Changelog, à partir des commits conventionnels mis en place au automatiser la version sans bruit : conventional commits &amp; release pilotée. Le changelog n’est plus rédigé à la main : il est un sous-produit de la release, cohérent avec le numéro de version, traçable jusqu’aux commits, et il met les ruptures en évidence pour ceux qui dépendent du livrable. Le doublon avec H04-98 est tranché : H04 fait exister le fichier, D04/#72 l’automatise. La documentation des versions ne dépend plus de la mémoire ni de la discipline — elle découle de l’intention déjà exprimée dans les commits.</w:t>
       </w:r>
     </w:p>
     <w:sectPr>
